--- a/Prelim Folder/Survey and Flow.docx
+++ b/Prelim Folder/Survey and Flow.docx
@@ -651,19 +651,11 @@
       </w:r>
       <w:proofErr w:type="gramStart"/>
       <w:r>
-        <w:t xml:space="preserve">Participant,   </w:t>
+        <w:t>Participant,   We</w:t>
       </w:r>
       <w:proofErr w:type="gramEnd"/>
       <w:r>
-        <w:t xml:space="preserve">We invite you to participate in a research study about different kinds of groups and policies in American society. The purpose of the study is to better understand how these groups are viewed by Americans as well as how Americans view a range of policy matters.   If you consent to taking the survey, we would like to ask you a series of questions. Participation is voluntary, and you may skip any questions that you prefer not to answer or discontinue at any time. This will take about 30 minutes, and you will be compensated with respect to your agreed upon preferred payment by Forthright.   In accordance with Forthright policies, you may not be compensated if you fail attention </w:t>
-      </w:r>
-      <w:proofErr w:type="gramStart"/>
-      <w:r>
-        <w:t>checks</w:t>
-      </w:r>
-      <w:proofErr w:type="gramEnd"/>
-      <w:r>
-        <w:t xml:space="preserve"> or the instructions are not followed.  You will not receive any direct benefit from being in this research study nor do we foresee any physical risks or discomforts in taking part in the study. We do not ask questions that will allow anyone to identify you, but the data will be stored securely. Similarly, any identifiers associated with your data will </w:t>
+        <w:t xml:space="preserve"> invite you to participate in a research study about different kinds of groups and policies in American society. The purpose of the study is to better understand how these groups are viewed by Americans as well as how Americans view a range of policy matters.   If you consent to taking the survey, we would like to ask you a series of questions. Participation is voluntary, and you may skip any questions that you prefer not to answer or discontinue at any time. This will take about 30 minutes, and you will be compensated with respect to your agreed upon preferred payment by Forthright.   In accordance with Forthright policies, you may not be compensated if you fail attention checks or the instructions are not followed.  You will not receive any direct benefit from being in this research study nor do we foresee any physical risks or discomforts in taking part in the study. We do not ask questions that will allow anyone to identify you, but the data will be stored securely. Similarly, any identifiers associated with your data will </w:t>
       </w:r>
       <w:proofErr w:type="gramStart"/>
       <w:r>
@@ -14200,8 +14192,13 @@
             <w:pPr>
               <w:keepNext/>
             </w:pPr>
-            <w:r>
-              <w:t xml:space="preserve">Active Duty </w:t>
+            <w:proofErr w:type="gramStart"/>
+            <w:r>
+              <w:t>Active Duty</w:t>
+            </w:r>
+            <w:proofErr w:type="gramEnd"/>
+            <w:r>
+              <w:t xml:space="preserve"> </w:t>
             </w:r>
             <w:proofErr w:type="gramStart"/>
             <w:r>
@@ -18792,8 +18789,13 @@
             <w:pPr>
               <w:keepNext/>
             </w:pPr>
-            <w:r>
-              <w:t xml:space="preserve">Active Duty </w:t>
+            <w:proofErr w:type="gramStart"/>
+            <w:r>
+              <w:t>Active Duty</w:t>
+            </w:r>
+            <w:proofErr w:type="gramEnd"/>
+            <w:r>
+              <w:t xml:space="preserve"> </w:t>
             </w:r>
             <w:proofErr w:type="gramStart"/>
             <w:r>
@@ -32127,12 +32129,10 @@
         <w:t xml:space="preserve">Q18 Medicare is a federal health insurance program in the United States that provides coverage primarily for people aged 65 and older, as well as for some younger individuals with disabilities or specific medical </w:t>
       </w:r>
       <w:proofErr w:type="spellStart"/>
-      <w:proofErr w:type="gramStart"/>
       <w:r>
         <w:t>conditions.When</w:t>
       </w:r>
       <w:proofErr w:type="spellEnd"/>
-      <w:proofErr w:type="gramEnd"/>
       <w:r>
         <w:t xml:space="preserve"> it comes to Medicare, do you think the government should provide more assistance, less assistance, or is providing about the right amount of assistance?</w:t>
       </w:r>
@@ -32420,12 +32420,10 @@
         <w:t xml:space="preserve">Q19 Unemployment Insurance (UI) is a joint federal and state program in the United States that provides temporary financial assistance to eligible workers who have lost their jobs through no fault of their </w:t>
       </w:r>
       <w:proofErr w:type="spellStart"/>
-      <w:proofErr w:type="gramStart"/>
       <w:r>
         <w:t>own.When</w:t>
       </w:r>
       <w:proofErr w:type="spellEnd"/>
-      <w:proofErr w:type="gramEnd"/>
       <w:r>
         <w:t xml:space="preserve"> it comes to Unemployment Insurance, do you think the government should provide more assistance, less assistance, or is providing about the right amount of assistance?</w:t>
       </w:r>
@@ -39364,7 +39362,23 @@
         <w:keepNext/>
       </w:pPr>
       <w:r>
-        <w:t xml:space="preserve">Q31 Some people were not able to vote in the 2020 presidential election due to the pandemic, difficulty getting off of work, </w:t>
+        <w:t xml:space="preserve">Q31 Some people </w:t>
+      </w:r>
+      <w:proofErr w:type="gramStart"/>
+      <w:r>
+        <w:t>were not able to</w:t>
+      </w:r>
+      <w:proofErr w:type="gramEnd"/>
+      <w:r>
+        <w:t xml:space="preserve"> vote in the 2020 presidential election due to the pandemic, difficulty getting </w:t>
+      </w:r>
+      <w:proofErr w:type="gramStart"/>
+      <w:r>
+        <w:t>off of</w:t>
+      </w:r>
+      <w:proofErr w:type="gramEnd"/>
+      <w:r>
+        <w:t xml:space="preserve"> work, </w:t>
       </w:r>
       <w:proofErr w:type="gramStart"/>
       <w:r>

--- a/Prelim Folder/Survey and Flow.docx
+++ b/Prelim Folder/Survey and Flow.docx
@@ -39284,7 +39284,15 @@
         <w:keepNext/>
       </w:pPr>
       <w:r>
-        <w:t>Q30 Over the years, how much attention do you feel the government pays to what the people think when it decides what to do?</w:t>
+        <w:t>Q30</w:t>
+      </w:r>
+    </w:p>
+    <w:p>
+      <w:pPr>
+        <w:keepNext/>
+      </w:pPr>
+      <w:r>
+        <w:t xml:space="preserve"> Over the years, how much attention do you feel the government pays to what the people think when it decides what to do?</w:t>
       </w:r>
     </w:p>
     <w:p>
@@ -39465,7 +39473,6 @@
       </w:pPr>
       <w:proofErr w:type="gramStart"/>
       <w:r>
-        <w:lastRenderedPageBreak/>
         <w:t>Q110</w:t>
       </w:r>
       <w:proofErr w:type="gramEnd"/>
